--- a/teaching/MAT_316_Differential_Equation_Syllabus.docx
+++ b/teaching/MAT_316_Differential_Equation_Syllabus.docx
@@ -10,6 +10,8 @@
           <w:sz w:val="20"/>
         </w:rPr>
       </w:pPr>
+      <w:bookmarkStart w:id="0" w:name="_GoBack"/>
+      <w:bookmarkEnd w:id="0"/>
       <w:r>
         <w:rPr>
           <w:b/>
@@ -914,8 +916,6 @@
             </w:r>
           </w:p>
         </w:tc>
-        <w:bookmarkStart w:id="0" w:name="_GoBack"/>
-        <w:bookmarkEnd w:id="0"/>
       </w:tr>
       <w:tr>
         <w:trPr>
@@ -2922,14 +2922,7 @@
                 <w:sz w:val="20"/>
                 <w:szCs w:val="20"/>
               </w:rPr>
-              <w:t xml:space="preserve">Chapter 1.2, </w:t>
-            </w:r>
-            <w:r>
-              <w:rPr>
-                <w:sz w:val="20"/>
-                <w:szCs w:val="20"/>
-              </w:rPr>
-              <w:t>HW 1 due</w:t>
+              <w:t>Chapter 1.2, HW 1 due</w:t>
             </w:r>
           </w:p>
         </w:tc>
@@ -3002,28 +2995,7 @@
                 <w:sz w:val="20"/>
                 <w:szCs w:val="20"/>
               </w:rPr>
-              <w:t>Chapter</w:t>
-            </w:r>
-            <w:r>
-              <w:rPr>
-                <w:sz w:val="20"/>
-                <w:szCs w:val="20"/>
-              </w:rPr>
-              <w:t xml:space="preserve"> 1.3, </w:t>
-            </w:r>
-            <w:r>
-              <w:rPr>
-                <w:sz w:val="20"/>
-                <w:szCs w:val="20"/>
-              </w:rPr>
-              <w:t>2</w:t>
-            </w:r>
-            <w:r>
-              <w:rPr>
-                <w:sz w:val="20"/>
-                <w:szCs w:val="20"/>
-              </w:rPr>
-              <w:t>.1</w:t>
+              <w:t>Chapter 1.3, 2.1</w:t>
             </w:r>
           </w:p>
         </w:tc>
@@ -3074,28 +3046,7 @@
                 <w:sz w:val="20"/>
                 <w:szCs w:val="20"/>
               </w:rPr>
-              <w:t>Chapter</w:t>
-            </w:r>
-            <w:r>
-              <w:rPr>
-                <w:sz w:val="20"/>
-                <w:szCs w:val="20"/>
-              </w:rPr>
-              <w:t xml:space="preserve"> </w:t>
-            </w:r>
-            <w:r>
-              <w:rPr>
-                <w:sz w:val="20"/>
-                <w:szCs w:val="20"/>
-              </w:rPr>
-              <w:t>2.1</w:t>
-            </w:r>
-            <w:r>
-              <w:rPr>
-                <w:sz w:val="20"/>
-                <w:szCs w:val="20"/>
-              </w:rPr>
-              <w:t>, 2.2, HW 2</w:t>
+              <w:t>Chapter 2.1, 2.2, HW 2</w:t>
             </w:r>
             <w:r>
               <w:rPr>
@@ -3173,42 +3124,7 @@
                 <w:sz w:val="20"/>
                 <w:szCs w:val="20"/>
               </w:rPr>
-              <w:t>Chapter</w:t>
-            </w:r>
-            <w:r>
-              <w:rPr>
-                <w:sz w:val="20"/>
-                <w:szCs w:val="20"/>
-              </w:rPr>
-              <w:t xml:space="preserve"> 2</w:t>
-            </w:r>
-            <w:r>
-              <w:rPr>
-                <w:sz w:val="20"/>
-                <w:szCs w:val="20"/>
-              </w:rPr>
-              <w:t>.</w:t>
-            </w:r>
-            <w:r>
-              <w:rPr>
-                <w:sz w:val="20"/>
-                <w:szCs w:val="20"/>
-              </w:rPr>
-              <w:t>2</w:t>
-            </w:r>
-            <w:r>
-              <w:rPr>
-                <w:sz w:val="20"/>
-                <w:szCs w:val="20"/>
-              </w:rPr>
-              <w:t>, 2</w:t>
-            </w:r>
-            <w:r>
-              <w:rPr>
-                <w:sz w:val="20"/>
-                <w:szCs w:val="20"/>
-              </w:rPr>
-              <w:t>.3</w:t>
+              <w:t>Chapter 2.2, 2.3</w:t>
             </w:r>
           </w:p>
         </w:tc>
@@ -3248,14 +3164,7 @@
                 <w:sz w:val="20"/>
                 <w:szCs w:val="20"/>
               </w:rPr>
-              <w:t>Chapter 2</w:t>
-            </w:r>
-            <w:r>
-              <w:rPr>
-                <w:sz w:val="20"/>
-                <w:szCs w:val="20"/>
-              </w:rPr>
-              <w:t>.3, HW 3</w:t>
+              <w:t>Chapter 2.3, HW 3</w:t>
             </w:r>
             <w:r>
               <w:rPr>
@@ -3333,14 +3242,7 @@
                 <w:sz w:val="20"/>
                 <w:szCs w:val="20"/>
               </w:rPr>
-              <w:t>Chapter</w:t>
-            </w:r>
-            <w:r>
-              <w:rPr>
-                <w:sz w:val="20"/>
-                <w:szCs w:val="20"/>
-              </w:rPr>
-              <w:t xml:space="preserve"> 2.4</w:t>
+              <w:t>Chapter 2.4</w:t>
             </w:r>
           </w:p>
         </w:tc>
@@ -3386,14 +3288,7 @@
                 <w:sz w:val="20"/>
                 <w:szCs w:val="20"/>
               </w:rPr>
-              <w:t>Chapter 2</w:t>
-            </w:r>
-            <w:r>
-              <w:rPr>
-                <w:sz w:val="20"/>
-                <w:szCs w:val="20"/>
-              </w:rPr>
-              <w:t>.5</w:t>
+              <w:t>Chapter 2.5</w:t>
             </w:r>
             <w:r>
               <w:rPr>
@@ -3478,35 +3373,7 @@
                 <w:sz w:val="20"/>
                 <w:szCs w:val="20"/>
               </w:rPr>
-              <w:t>Chapter</w:t>
-            </w:r>
-            <w:r>
-              <w:rPr>
-                <w:sz w:val="20"/>
-                <w:szCs w:val="20"/>
-              </w:rPr>
-              <w:t xml:space="preserve"> 2.5</w:t>
-            </w:r>
-            <w:r>
-              <w:rPr>
-                <w:sz w:val="20"/>
-                <w:szCs w:val="20"/>
-              </w:rPr>
-              <w:t xml:space="preserve">, </w:t>
-            </w:r>
-            <w:r>
-              <w:rPr>
-                <w:sz w:val="20"/>
-                <w:szCs w:val="20"/>
-              </w:rPr>
-              <w:t>3</w:t>
-            </w:r>
-            <w:r>
-              <w:rPr>
-                <w:sz w:val="20"/>
-                <w:szCs w:val="20"/>
-              </w:rPr>
-              <w:t>.1</w:t>
+              <w:t>Chapter 2.5, 3.1</w:t>
             </w:r>
           </w:p>
         </w:tc>
@@ -3751,14 +3618,7 @@
                 <w:sz w:val="20"/>
                 <w:szCs w:val="20"/>
               </w:rPr>
-              <w:t>Chapter</w:t>
-            </w:r>
-            <w:r>
-              <w:rPr>
-                <w:sz w:val="20"/>
-                <w:szCs w:val="20"/>
-              </w:rPr>
-              <w:t xml:space="preserve"> 3.2</w:t>
+              <w:t>Chapter 3.2</w:t>
             </w:r>
           </w:p>
         </w:tc>
@@ -3797,28 +3657,7 @@
                 <w:sz w:val="20"/>
                 <w:szCs w:val="20"/>
               </w:rPr>
-              <w:t>Chapter</w:t>
-            </w:r>
-            <w:r>
-              <w:rPr>
-                <w:sz w:val="20"/>
-                <w:szCs w:val="20"/>
-              </w:rPr>
-              <w:t xml:space="preserve"> 3.3</w:t>
-            </w:r>
-            <w:r>
-              <w:rPr>
-                <w:sz w:val="20"/>
-                <w:szCs w:val="20"/>
-              </w:rPr>
-              <w:t xml:space="preserve">, </w:t>
-            </w:r>
-            <w:r>
-              <w:rPr>
-                <w:sz w:val="20"/>
-                <w:szCs w:val="20"/>
-              </w:rPr>
-              <w:t>3.4, HW 6</w:t>
+              <w:t>Chapter 3.3, 3.4, HW 6</w:t>
             </w:r>
             <w:r>
               <w:rPr>
@@ -3896,14 +3735,7 @@
                 <w:sz w:val="20"/>
                 <w:szCs w:val="20"/>
               </w:rPr>
-              <w:t>Chapter</w:t>
-            </w:r>
-            <w:r>
-              <w:rPr>
-                <w:sz w:val="20"/>
-                <w:szCs w:val="20"/>
-              </w:rPr>
-              <w:t xml:space="preserve"> 3.5</w:t>
+              <w:t>Chapter 3.5</w:t>
             </w:r>
           </w:p>
         </w:tc>
@@ -3927,14 +3759,7 @@
                 <w:sz w:val="20"/>
                 <w:szCs w:val="20"/>
               </w:rPr>
-              <w:t>Q3</w:t>
-            </w:r>
-            <w:r>
-              <w:rPr>
-                <w:sz w:val="20"/>
-                <w:szCs w:val="20"/>
-              </w:rPr>
-              <w:t xml:space="preserve"> due</w:t>
+              <w:t>Q3 due</w:t>
             </w:r>
           </w:p>
         </w:tc>
@@ -3958,14 +3783,7 @@
                 <w:sz w:val="20"/>
                 <w:szCs w:val="20"/>
               </w:rPr>
-              <w:t>Chapter</w:t>
-            </w:r>
-            <w:r>
-              <w:rPr>
-                <w:sz w:val="20"/>
-                <w:szCs w:val="20"/>
-              </w:rPr>
-              <w:t xml:space="preserve"> 3.6, HW 7</w:t>
+              <w:t>Chapter 3.6, HW 7</w:t>
             </w:r>
             <w:r>
               <w:rPr>
@@ -4043,14 +3861,7 @@
                 <w:sz w:val="20"/>
                 <w:szCs w:val="20"/>
               </w:rPr>
-              <w:t>Chapter</w:t>
-            </w:r>
-            <w:r>
-              <w:rPr>
-                <w:sz w:val="20"/>
-                <w:szCs w:val="20"/>
-              </w:rPr>
-              <w:t xml:space="preserve"> 3.8</w:t>
+              <w:t>Chapter 3.8</w:t>
             </w:r>
           </w:p>
         </w:tc>
@@ -4090,14 +3901,7 @@
                 <w:sz w:val="20"/>
                 <w:szCs w:val="20"/>
               </w:rPr>
-              <w:t>Chapter</w:t>
-            </w:r>
-            <w:r>
-              <w:rPr>
-                <w:sz w:val="20"/>
-                <w:szCs w:val="20"/>
-              </w:rPr>
-              <w:t xml:space="preserve"> 3.9, HW 8</w:t>
+              <w:t>Chapter 3.9, HW 8</w:t>
             </w:r>
             <w:r>
               <w:rPr>
@@ -4178,14 +3982,7 @@
                 <w:sz w:val="20"/>
                 <w:szCs w:val="20"/>
               </w:rPr>
-              <w:t>Chapter</w:t>
-            </w:r>
-            <w:r>
-              <w:rPr>
-                <w:sz w:val="20"/>
-                <w:szCs w:val="20"/>
-              </w:rPr>
-              <w:t xml:space="preserve"> 6.1</w:t>
+              <w:t>Chapter 6.1</w:t>
             </w:r>
           </w:p>
         </w:tc>
@@ -4209,14 +4006,7 @@
                 <w:sz w:val="20"/>
                 <w:szCs w:val="20"/>
               </w:rPr>
-              <w:t>Q4</w:t>
-            </w:r>
-            <w:r>
-              <w:rPr>
-                <w:sz w:val="20"/>
-                <w:szCs w:val="20"/>
-              </w:rPr>
-              <w:t xml:space="preserve"> due</w:t>
+              <w:t>Q4 due</w:t>
             </w:r>
           </w:p>
         </w:tc>
@@ -4239,14 +4029,7 @@
                 <w:sz w:val="20"/>
                 <w:szCs w:val="20"/>
               </w:rPr>
-              <w:t>Chapter</w:t>
-            </w:r>
-            <w:r>
-              <w:rPr>
-                <w:sz w:val="20"/>
-                <w:szCs w:val="20"/>
-              </w:rPr>
-              <w:t xml:space="preserve"> 6.2, HW 9</w:t>
+              <w:t>Chapter 6.2, HW 9</w:t>
             </w:r>
             <w:r>
               <w:rPr>
@@ -4324,14 +4107,7 @@
                 <w:sz w:val="20"/>
                 <w:szCs w:val="20"/>
               </w:rPr>
-              <w:t>Chapter</w:t>
-            </w:r>
-            <w:r>
-              <w:rPr>
-                <w:sz w:val="20"/>
-                <w:szCs w:val="20"/>
-              </w:rPr>
-              <w:t xml:space="preserve"> 6.3</w:t>
+              <w:t>Chapter 6.3</w:t>
             </w:r>
           </w:p>
         </w:tc>
@@ -4371,14 +4147,7 @@
                 <w:sz w:val="20"/>
                 <w:szCs w:val="20"/>
               </w:rPr>
-              <w:t>Chapter</w:t>
-            </w:r>
-            <w:r>
-              <w:rPr>
-                <w:sz w:val="20"/>
-                <w:szCs w:val="20"/>
-              </w:rPr>
-              <w:t xml:space="preserve"> 6.4, HW 10</w:t>
+              <w:t>Chapter 6.4, HW 10</w:t>
             </w:r>
             <w:r>
               <w:rPr>
@@ -4582,14 +4351,7 @@
                 <w:sz w:val="20"/>
                 <w:szCs w:val="20"/>
               </w:rPr>
-              <w:t>Q5</w:t>
-            </w:r>
-            <w:r>
-              <w:rPr>
-                <w:sz w:val="20"/>
-                <w:szCs w:val="20"/>
-              </w:rPr>
-              <w:t xml:space="preserve"> due</w:t>
+              <w:t>Q5 due</w:t>
             </w:r>
           </w:p>
         </w:tc>
